--- a/ove/public/docs/apply/ove75-kp-forma.docx
+++ b/ove/public/docs/apply/ove75-kp-forma.docx
@@ -8,7 +8,7 @@
           <w:color w:val="888888"/>
           <w:sz w:val="18"/>
         </w:rPr>
-        <w:t xml:space="preserve">ФОРМА · цены и условия вносит владелец перед подачей — в файле только структура</w:t>
+        <w:t xml:space="preserve">ФОРМА · цены и условия вносит владелец перед подачей — в файле только структура · ЭТУ СТРОКУ УДАЛИТЬ</w:t>
       </w:r>
     </w:p>
     <w:p>
@@ -459,7 +459,15 @@
         <w:rPr>
           <w:sz w:val="20"/>
         </w:rPr>
-        <w:t xml:space="preserve">Условия: оплата — [аванс/этапы, %]; срок выполнения — Этап 1: 3 мес, Этап 2: +3 мес (всего ≤6 мес); НДС — [ставка/без НДС]; цена включает два цикла рассмотрения замечаний Заказчика по каждому этапу</w:t>
+        <w:t xml:space="preserve">Итого с НДС: [сумма — вносит владелец после определения ставки].</w:t>
+      </w:r>
+    </w:p>
+    <w:p>
+      <w:r>
+        <w:rPr>
+          <w:sz w:val="20"/>
+        </w:rPr>
+        <w:t xml:space="preserve">Условия: оплата — [аванс/этапы, %]; срок выполнения — предлагаем зафиксировать: Этап 1 — 3 месяца, Этап 2 — ещё 3 месяца, всего не более 6 месяцев; цена — [твёрдая на весь срок работ / порядок индексации]; НДС — [ставка/без НДС]; цена включает два цикла рассмотрения замечаний Заказчика по каждому этапу; дополнительные итерации — по согласованию сторон</w:t>
       </w:r>
     </w:p>
     <w:p>
@@ -467,7 +475,7 @@
         <w:rPr>
           <w:sz w:val="19"/>
         </w:rPr>
-        <w:t xml:space="preserve">Оговорки: старт Этапа 1 — с даты получения «варианта размещения» (генплана) и доступа к ИД; изменения состава/глубины против ТЗ v4.1 — по дополнительному соглашению.</w:t>
+        <w:t xml:space="preserve">Примечания: срок Этапа 1 исчисляется с даты получения «варианта размещения» (генплана) и доступа к исходным данным; изменение состава или глубины работ относительно ТЗ v4.1 оформляется дополнительным соглашением сторон.</w:t>
       </w:r>
     </w:p>
     <w:p>
